--- a/docs/설계서/5기_DX_5팀_최종산출문서.docx
+++ b/docs/설계서/5기_DX_5팀_최종산출문서.docx
@@ -679,58 +679,6 @@
       <w:r>
         <w:rPr>
           <w:rFonts w:ascii="LG EI Text TTF Regular" w:eastAsia="LG EI Text TTF Regular" w:hAnsi="LG EI Text TTF Regular"/>
-          <w:noProof/>
-          <w:szCs w:val="22"/>
-        </w:rPr>
-        <w:drawing>
-          <wp:inline distT="0" distB="0" distL="0" distR="0">
-            <wp:extent cx="735289" cy="2160000"/>
-            <wp:effectExtent l="0" t="0" r="8255" b="0"/>
-            <wp:docPr id="1029" name="Picture 2" descr="C:\ECM\TEMP\부서함\Brand담당\20년 연간업무계획\디지털 그래픽 모티브 개발★\★1st Manual Official Release\Graphic Asset_v1.0\1. Main motif - Solid color\png\Main_motif-LG_red_solid.png"/>
-            <wp:cNvGraphicFramePr>
-              <a:graphicFrameLocks xmlns:a="http://schemas.openxmlformats.org/drawingml/2006/main" noChangeAspect="1"/>
-            </wp:cNvGraphicFramePr>
-            <a:graphic xmlns:a="http://schemas.openxmlformats.org/drawingml/2006/main">
-              <a:graphicData uri="http://schemas.openxmlformats.org/drawingml/2006/picture">
-                <pic:pic xmlns:pic="http://schemas.openxmlformats.org/drawingml/2006/picture">
-                  <pic:nvPicPr>
-                    <pic:cNvPr id="1029" name="Picture 2" descr="C:\ECM\TEMP\부서함\Brand담당\20년 연간업무계획\디지털 그래픽 모티브 개발★\★1st Manual Official Release\Graphic Asset_v1.0\1. Main motif - Solid color\png\Main_motif-LG_red_solid.png"/>
-                    <pic:cNvPicPr>
-                      <a:picLocks noChangeAspect="1" noUngrp="1"/>
-                    </pic:cNvPicPr>
-                  </pic:nvPicPr>
-                  <pic:blipFill>
-                    <a:blip r:embed="rId2">
-                      <a:extLst>
-                        <a:ext uri="{28A0092B-C50C-407E-A947-70E740481C1C}">
-                          <a14:useLocalDpi xmlns:a14="http://schemas.microsoft.com/office/drawing/2010/main" val="0"/>
-                        </a:ext>
-                      </a:extLst>
-                    </a:blip>
-                    <a:srcRect/>
-                    <a:stretch>
-                      <a:fillRect/>
-                    </a:stretch>
-                  </pic:blipFill>
-                  <pic:spPr>
-                    <a:xfrm>
-                      <a:off x="0" y="0"/>
-                      <a:ext cx="735289" cy="2160000"/>
-                    </a:xfrm>
-                    <a:prstGeom prst="rect">
-                      <a:avLst/>
-                    </a:prstGeom>
-                    <a:noFill/>
-                  </pic:spPr>
-                </pic:pic>
-              </a:graphicData>
-            </a:graphic>
-          </wp:inline>
-        </w:drawing>
-      </w:r>
-      <w:r>
-        <w:rPr>
-          <w:rFonts w:ascii="LG EI Text TTF Regular" w:eastAsia="LG EI Text TTF Regular" w:hAnsi="LG EI Text TTF Regular"/>
           <w:szCs w:val="22"/>
         </w:rPr>
         <w:br w:type="page"/>
@@ -739,11 +687,12 @@
     <w:tbl>
       <w:tblPr>
         <w:tblStyle w:val="aa"/>
-        <w:tblW w:w="0" w:type="auto"/>
+        <w:tblW w:w="5000" w:type="pct"/>
         <w:tblBorders>
           <w:bottom w:val="single" w:sz="18" w:space="0" w:color="auto"/>
         </w:tblBorders>
         <w:tblLook w:val="04A0" w:firstRow="1" w:lastRow="0" w:firstColumn="1" w:lastColumn="0" w:noHBand="0" w:noVBand="1"/>
+        <w:tblLayout w:type="autofit"/>
       </w:tblPr>
       <w:tblGrid>
         <w:gridCol w:w="10458"/>
@@ -751,6 +700,7 @@
       <w:tr>
         <w:trPr>
           <w:trHeight w:val="832" w:hRule="atLeast"/>
+          <w:cantSplit/>
         </w:trPr>
         <w:tc>
           <w:tcPr>
@@ -760,6 +710,7 @@
               <w:left w:val="nil"/>
               <w:right w:val="nil"/>
             </w:tcBorders>
+            <w:vAlign w:val="center"/>
           </w:tcPr>
           <w:p>
             <w:pPr>
@@ -815,7 +766,7 @@
     <w:tbl>
       <w:tblPr>
         <w:tblpPr w:leftFromText="142" w:rightFromText="142" w:vertAnchor="text" w:tblpY="254"/>
-        <w:tblW w:w="10485" w:type="dxa"/>
+        <w:tblW w:w="5000" w:type="pct"/>
         <w:tblBorders>
           <w:top w:val="single" w:sz="4" w:space="0" w:color="000000"/>
           <w:left w:val="single" w:sz="4" w:space="0" w:color="000000"/>
@@ -823,7 +774,7 @@
           <w:right w:val="single" w:sz="4" w:space="0" w:color="000000"/>
         </w:tblBorders>
         <w:tblLook w:val="0400" w:firstRow="0" w:lastRow="0" w:firstColumn="0" w:lastColumn="0" w:noHBand="0" w:noVBand="1"/>
-        <w:tblLayout w:type="fixed"/>
+        <w:tblLayout w:type="autofit"/>
       </w:tblPr>
       <w:tblGrid>
         <w:gridCol w:w="1878"/>
@@ -832,6 +783,7 @@
       <w:tr>
         <w:trPr>
           <w:trHeight w:val="539" w:hRule="atLeast"/>
+          <w:cantSplit/>
         </w:trPr>
         <w:tc>
           <w:tcPr>
@@ -894,6 +846,7 @@
       <w:tr>
         <w:trPr>
           <w:trHeight w:val="1300" w:hRule="atLeast"/>
+          <w:cantSplit/>
         </w:trPr>
         <w:tc>
           <w:tcPr>
@@ -1014,6 +967,7 @@
       <w:tr>
         <w:trPr>
           <w:trHeight w:val="541" w:hRule="atLeast"/>
+          <w:cantSplit/>
         </w:trPr>
         <w:tc>
           <w:tcPr>
@@ -1076,6 +1030,7 @@
       <w:tr>
         <w:trPr>
           <w:trHeight w:val="653" w:hRule="atLeast"/>
+          <w:cantSplit/>
         </w:trPr>
         <w:tc>
           <w:tcPr>
@@ -1149,16 +1104,20 @@
     <w:tbl>
       <w:tblPr>
         <w:tblStyle w:val="aa"/>
-        <w:tblW w:w="0" w:type="auto"/>
+        <w:tblW w:w="5000" w:type="pct"/>
         <w:tblBorders>
           <w:bottom w:val="single" w:sz="18" w:space="0" w:color="auto"/>
         </w:tblBorders>
         <w:tblLook w:val="04A0" w:firstRow="1" w:lastRow="0" w:firstColumn="1" w:lastColumn="0" w:noHBand="0" w:noVBand="1"/>
+        <w:tblLayout w:type="autofit"/>
       </w:tblPr>
       <w:tblGrid>
         <w:gridCol w:w="10455"/>
       </w:tblGrid>
       <w:tr>
+        <w:trPr>
+          <w:cantSplit/>
+        </w:trPr>
         <w:tc>
           <w:tcPr>
             <w:tcW w:w="10455" w:type="dxa"/>
@@ -1167,6 +1126,7 @@
               <w:left w:val="nil"/>
               <w:right w:val="nil"/>
             </w:tcBorders>
+            <w:vAlign w:val="center"/>
           </w:tcPr>
           <w:p>
             <w:pPr>
@@ -1345,16 +1305,20 @@
     <w:tbl>
       <w:tblPr>
         <w:tblStyle w:val="aa"/>
-        <w:tblW w:w="0" w:type="auto"/>
+        <w:tblW w:w="5000" w:type="pct"/>
         <w:tblBorders>
           <w:bottom w:val="single" w:sz="18" w:space="0" w:color="auto"/>
         </w:tblBorders>
         <w:tblLook w:val="04A0" w:firstRow="1" w:lastRow="0" w:firstColumn="1" w:lastColumn="0" w:noHBand="0" w:noVBand="1"/>
+        <w:tblLayout w:type="autofit"/>
       </w:tblPr>
       <w:tblGrid>
         <w:gridCol w:w="10455"/>
       </w:tblGrid>
       <w:tr>
+        <w:trPr>
+          <w:cantSplit/>
+        </w:trPr>
         <w:tc>
           <w:tcPr>
             <w:tcW w:w="10455" w:type="dxa"/>
@@ -1363,6 +1327,7 @@
               <w:left w:val="nil"/>
               <w:right w:val="nil"/>
             </w:tcBorders>
+            <w:vAlign w:val="center"/>
           </w:tcPr>
           <w:p>
             <w:pPr>
@@ -1479,16 +1444,20 @@
     <w:tbl>
       <w:tblPr>
         <w:tblStyle w:val="aa"/>
-        <w:tblW w:w="0" w:type="auto"/>
+        <w:tblW w:w="5000" w:type="pct"/>
         <w:tblBorders>
           <w:bottom w:val="single" w:sz="18" w:space="0" w:color="auto"/>
         </w:tblBorders>
         <w:tblLook w:val="04A0" w:firstRow="1" w:lastRow="0" w:firstColumn="1" w:lastColumn="0" w:noHBand="0" w:noVBand="1"/>
+        <w:tblLayout w:type="autofit"/>
       </w:tblPr>
       <w:tblGrid>
         <w:gridCol w:w="10455"/>
       </w:tblGrid>
       <w:tr>
+        <w:trPr>
+          <w:cantSplit/>
+        </w:trPr>
         <w:tc>
           <w:tcPr>
             <w:tcW w:w="10455" w:type="dxa"/>
@@ -1497,6 +1466,7 @@
               <w:left w:val="nil"/>
               <w:right w:val="nil"/>
             </w:tcBorders>
+            <w:vAlign w:val="center"/>
           </w:tcPr>
           <w:p>
             <w:pPr>
@@ -1544,8 +1514,9 @@
     <w:tbl>
       <w:tblPr>
         <w:tblStyle w:val="aa"/>
-        <w:tblW w:type="auto" w:w="0"/>
+        <w:tblW w:type="pct" w:w="5000"/>
         <w:tblLook w:firstColumn="1" w:firstRow="1" w:lastColumn="0" w:lastRow="0" w:noHBand="0" w:noVBand="1" w:val="04A0"/>
+        <w:tblLayout w:type="autofit"/>
       </w:tblPr>
       <w:tblGrid>
         <w:gridCol w:w="3489"/>
@@ -1553,9 +1524,13 @@
         <w:gridCol w:w="3489"/>
       </w:tblGrid>
       <w:tr>
+        <w:trPr>
+          <w:cantSplit/>
+        </w:trPr>
         <w:tc>
           <w:tcPr>
             <w:tcW w:type="dxa" w:w="3489"/>
+            <w:vAlign w:val="center"/>
           </w:tcPr>
           <w:p>
             <w:r/>
@@ -1571,6 +1546,7 @@
         <w:tc>
           <w:tcPr>
             <w:tcW w:type="dxa" w:w="3489"/>
+            <w:vAlign w:val="center"/>
           </w:tcPr>
           <w:p>
             <w:r/>
@@ -1586,6 +1562,7 @@
         <w:tc>
           <w:tcPr>
             <w:tcW w:type="dxa" w:w="3489"/>
+            <w:vAlign w:val="center"/>
           </w:tcPr>
           <w:p>
             <w:r/>
@@ -1600,9 +1577,13 @@
         </w:tc>
       </w:tr>
       <w:tr>
+        <w:trPr>
+          <w:cantSplit/>
+        </w:trPr>
         <w:tc>
           <w:tcPr>
             <w:tcW w:type="dxa" w:w="3489"/>
+            <w:vAlign w:val="center"/>
           </w:tcPr>
           <w:p>
             <w:r/>
@@ -1617,6 +1598,7 @@
         <w:tc>
           <w:tcPr>
             <w:tcW w:type="dxa" w:w="3489"/>
+            <w:vAlign w:val="center"/>
           </w:tcPr>
           <w:p>
             <w:r/>
@@ -1631,6 +1613,7 @@
         <w:tc>
           <w:tcPr>
             <w:tcW w:type="dxa" w:w="3489"/>
+            <w:vAlign w:val="center"/>
           </w:tcPr>
           <w:p>
             <w:r/>
@@ -1644,9 +1627,13 @@
         </w:tc>
       </w:tr>
       <w:tr>
+        <w:trPr>
+          <w:cantSplit/>
+        </w:trPr>
         <w:tc>
           <w:tcPr>
             <w:tcW w:type="dxa" w:w="3489"/>
+            <w:vAlign w:val="center"/>
           </w:tcPr>
           <w:p>
             <w:r/>
@@ -1661,6 +1648,7 @@
         <w:tc>
           <w:tcPr>
             <w:tcW w:type="dxa" w:w="3489"/>
+            <w:vAlign w:val="center"/>
           </w:tcPr>
           <w:p>
             <w:r/>
@@ -1675,6 +1663,7 @@
         <w:tc>
           <w:tcPr>
             <w:tcW w:type="dxa" w:w="3489"/>
+            <w:vAlign w:val="center"/>
           </w:tcPr>
           <w:p>
             <w:r/>
@@ -1688,9 +1677,13 @@
         </w:tc>
       </w:tr>
       <w:tr>
+        <w:trPr>
+          <w:cantSplit/>
+        </w:trPr>
         <w:tc>
           <w:tcPr>
             <w:tcW w:type="dxa" w:w="3489"/>
+            <w:vAlign w:val="center"/>
           </w:tcPr>
           <w:p>
             <w:r/>
@@ -1705,6 +1698,7 @@
         <w:tc>
           <w:tcPr>
             <w:tcW w:type="dxa" w:w="3489"/>
+            <w:vAlign w:val="center"/>
           </w:tcPr>
           <w:p>
             <w:r/>
@@ -1719,6 +1713,7 @@
         <w:tc>
           <w:tcPr>
             <w:tcW w:type="dxa" w:w="3489"/>
+            <w:vAlign w:val="center"/>
           </w:tcPr>
           <w:p>
             <w:r/>
@@ -1732,9 +1727,13 @@
         </w:tc>
       </w:tr>
       <w:tr>
+        <w:trPr>
+          <w:cantSplit/>
+        </w:trPr>
         <w:tc>
           <w:tcPr>
             <w:tcW w:type="dxa" w:w="3489"/>
+            <w:vAlign w:val="center"/>
           </w:tcPr>
           <w:p>
             <w:r/>
@@ -1749,6 +1748,7 @@
         <w:tc>
           <w:tcPr>
             <w:tcW w:type="dxa" w:w="3489"/>
+            <w:vAlign w:val="center"/>
           </w:tcPr>
           <w:p>
             <w:r/>
@@ -1763,6 +1763,7 @@
         <w:tc>
           <w:tcPr>
             <w:tcW w:type="dxa" w:w="3489"/>
+            <w:vAlign w:val="center"/>
           </w:tcPr>
           <w:p>
             <w:r/>
@@ -1776,9 +1777,13 @@
         </w:tc>
       </w:tr>
       <w:tr>
+        <w:trPr>
+          <w:cantSplit/>
+        </w:trPr>
         <w:tc>
           <w:tcPr>
             <w:tcW w:type="dxa" w:w="3489"/>
+            <w:vAlign w:val="center"/>
           </w:tcPr>
           <w:p>
             <w:r/>
@@ -1793,6 +1798,7 @@
         <w:tc>
           <w:tcPr>
             <w:tcW w:type="dxa" w:w="3489"/>
+            <w:vAlign w:val="center"/>
           </w:tcPr>
           <w:p>
             <w:r/>
@@ -1807,6 +1813,7 @@
         <w:tc>
           <w:tcPr>
             <w:tcW w:type="dxa" w:w="3489"/>
+            <w:vAlign w:val="center"/>
           </w:tcPr>
           <w:p>
             <w:r/>
@@ -1859,11 +1866,12 @@
     <w:tbl>
       <w:tblPr>
         <w:tblStyle w:val="aa"/>
-        <w:tblW w:w="10490" w:type="dxa"/>
+        <w:tblW w:w="5000" w:type="pct"/>
         <w:tblBorders>
           <w:bottom w:val="single" w:sz="18" w:space="0" w:color="auto"/>
         </w:tblBorders>
         <w:tblLook w:val="04A0" w:firstRow="1" w:lastRow="0" w:firstColumn="1" w:lastColumn="0" w:noHBand="0" w:noVBand="1"/>
+        <w:tblLayout w:type="autofit"/>
       </w:tblPr>
       <w:tblGrid>
         <w:gridCol w:w="1560"/>
@@ -1872,6 +1880,9 @@
         <w:gridCol w:w="2977"/>
       </w:tblGrid>
       <w:tr>
+        <w:trPr>
+          <w:cantSplit/>
+        </w:trPr>
         <w:tc>
           <w:tcPr>
             <w:tcW w:w="7513" w:type="dxa"/>
@@ -1881,6 +1892,7 @@
               <w:left w:val="nil"/>
               <w:right w:val="nil"/>
             </w:tcBorders>
+            <w:vAlign w:val="center"/>
           </w:tcPr>
           <w:p>
             <w:pPr>
@@ -1921,6 +1933,7 @@
               <w:left w:val="nil"/>
               <w:right w:val="nil"/>
             </w:tcBorders>
+            <w:vAlign w:val="center"/>
           </w:tcPr>
           <w:p>
             <w:pPr>
@@ -1939,6 +1952,9 @@
             <w:bottom w:val="single" w:sz="4" w:space="0" w:color="auto"/>
           </w:tblBorders>
         </w:tblPrEx>
+        <w:trPr>
+          <w:cantSplit/>
+        </w:trPr>
         <w:tc>
           <w:tcPr>
             <w:tcW w:w="1560" w:type="dxa"/>
@@ -2087,9 +2103,13 @@
             <w:bottom w:val="single" w:sz="4" w:space="0" w:color="auto"/>
           </w:tblBorders>
         </w:tblPrEx>
+        <w:trPr>
+          <w:cantSplit/>
+        </w:trPr>
         <w:tc>
           <w:tcPr>
             <w:tcW w:w="1560" w:type="dxa"/>
+            <w:vAlign w:val="center"/>
           </w:tcPr>
           <w:p>
             <w:r>
@@ -2100,6 +2120,7 @@
         <w:tc>
           <w:tcPr>
             <w:tcW w:w="2409" w:type="dxa"/>
+            <w:vAlign w:val="center"/>
           </w:tcPr>
           <w:p>
             <w:r>
@@ -2110,6 +2131,7 @@
         <w:tc>
           <w:tcPr>
             <w:tcW w:w="3544" w:type="dxa"/>
+            <w:vAlign w:val="center"/>
           </w:tcPr>
           <w:p>
             <w:r>
@@ -2120,6 +2142,7 @@
         <w:tc>
           <w:tcPr>
             <w:tcW w:w="2977" w:type="dxa"/>
+            <w:vAlign w:val="center"/>
           </w:tcPr>
           <w:p>
             <w:r>
@@ -2134,9 +2157,13 @@
             <w:bottom w:val="single" w:sz="4" w:space="0" w:color="auto"/>
           </w:tblBorders>
         </w:tblPrEx>
+        <w:trPr>
+          <w:cantSplit/>
+        </w:trPr>
         <w:tc>
           <w:tcPr>
             <w:tcW w:w="1560" w:type="dxa"/>
+            <w:vAlign w:val="center"/>
           </w:tcPr>
           <w:p>
             <w:r>
@@ -2147,6 +2174,7 @@
         <w:tc>
           <w:tcPr>
             <w:tcW w:w="2409" w:type="dxa"/>
+            <w:vAlign w:val="center"/>
           </w:tcPr>
           <w:p>
             <w:r>
@@ -2157,6 +2185,7 @@
         <w:tc>
           <w:tcPr>
             <w:tcW w:w="3544" w:type="dxa"/>
+            <w:vAlign w:val="center"/>
           </w:tcPr>
           <w:p>
             <w:r>
@@ -2167,6 +2196,7 @@
         <w:tc>
           <w:tcPr>
             <w:tcW w:w="2977" w:type="dxa"/>
+            <w:vAlign w:val="center"/>
           </w:tcPr>
           <w:p>
             <w:r>
@@ -2181,9 +2211,13 @@
             <w:bottom w:val="single" w:sz="4" w:space="0" w:color="auto"/>
           </w:tblBorders>
         </w:tblPrEx>
+        <w:trPr>
+          <w:cantSplit/>
+        </w:trPr>
         <w:tc>
           <w:tcPr>
             <w:tcW w:w="1560" w:type="dxa"/>
+            <w:vAlign w:val="center"/>
           </w:tcPr>
           <w:p>
             <w:r>
@@ -2194,6 +2228,7 @@
         <w:tc>
           <w:tcPr>
             <w:tcW w:w="2409" w:type="dxa"/>
+            <w:vAlign w:val="center"/>
           </w:tcPr>
           <w:p>
             <w:r>
@@ -2204,6 +2239,7 @@
         <w:tc>
           <w:tcPr>
             <w:tcW w:w="3544" w:type="dxa"/>
+            <w:vAlign w:val="center"/>
           </w:tcPr>
           <w:p>
             <w:r>
@@ -2214,6 +2250,7 @@
         <w:tc>
           <w:tcPr>
             <w:tcW w:w="2977" w:type="dxa"/>
+            <w:vAlign w:val="center"/>
           </w:tcPr>
           <w:p>
             <w:r>
@@ -2244,11 +2281,12 @@
     <w:tbl>
       <w:tblPr>
         <w:tblStyle w:val="aa"/>
-        <w:tblW w:w="15395" w:type="dxa"/>
+        <w:tblW w:w="5000" w:type="pct"/>
         <w:tblBorders>
           <w:bottom w:val="single" w:sz="18" w:space="0" w:color="auto"/>
         </w:tblBorders>
         <w:tblLook w:val="04A0" w:firstRow="1" w:lastRow="0" w:firstColumn="1" w:lastColumn="0" w:noHBand="0" w:noVBand="1"/>
+        <w:tblLayout w:type="autofit"/>
       </w:tblPr>
       <w:tblGrid>
         <w:gridCol w:w="15395"/>
@@ -2256,6 +2294,7 @@
       <w:tr>
         <w:trPr>
           <w:trHeight w:val="692" w:hRule="atLeast"/>
+          <w:cantSplit/>
         </w:trPr>
         <w:tc>
           <w:tcPr>
@@ -2265,6 +2304,7 @@
               <w:left w:val="nil"/>
               <w:right w:val="nil"/>
             </w:tcBorders>
+            <w:vAlign w:val="center"/>
           </w:tcPr>
           <w:p>
             <w:pPr>
@@ -2381,8 +2421,9 @@
     <w:tbl>
       <w:tblPr>
         <w:tblStyle w:val="aa"/>
-        <w:tblW w:type="auto" w:w="0"/>
+        <w:tblW w:type="pct" w:w="5000"/>
         <w:tblLook w:firstColumn="1" w:firstRow="1" w:lastColumn="0" w:lastRow="0" w:noHBand="0" w:noVBand="1" w:val="04A0"/>
+        <w:tblLayout w:type="autofit"/>
       </w:tblPr>
       <w:tblGrid>
         <w:gridCol w:w="3489"/>
@@ -2390,9 +2431,13 @@
         <w:gridCol w:w="3489"/>
       </w:tblGrid>
       <w:tr>
+        <w:trPr>
+          <w:cantSplit/>
+        </w:trPr>
         <w:tc>
           <w:tcPr>
             <w:tcW w:type="dxa" w:w="3489"/>
+            <w:vAlign w:val="center"/>
           </w:tcPr>
           <w:p>
             <w:r/>
@@ -2408,6 +2453,7 @@
         <w:tc>
           <w:tcPr>
             <w:tcW w:type="dxa" w:w="3489"/>
+            <w:vAlign w:val="center"/>
           </w:tcPr>
           <w:p>
             <w:r/>
@@ -2423,6 +2469,7 @@
         <w:tc>
           <w:tcPr>
             <w:tcW w:type="dxa" w:w="3489"/>
+            <w:vAlign w:val="center"/>
           </w:tcPr>
           <w:p>
             <w:r/>
@@ -2437,9 +2484,13 @@
         </w:tc>
       </w:tr>
       <w:tr>
+        <w:trPr>
+          <w:cantSplit/>
+        </w:trPr>
         <w:tc>
           <w:tcPr>
             <w:tcW w:type="dxa" w:w="3489"/>
+            <w:vAlign w:val="center"/>
           </w:tcPr>
           <w:p>
             <w:r/>
@@ -2454,6 +2505,7 @@
         <w:tc>
           <w:tcPr>
             <w:tcW w:type="dxa" w:w="3489"/>
+            <w:vAlign w:val="center"/>
           </w:tcPr>
           <w:p>
             <w:r/>
@@ -2468,6 +2520,7 @@
         <w:tc>
           <w:tcPr>
             <w:tcW w:type="dxa" w:w="3489"/>
+            <w:vAlign w:val="center"/>
           </w:tcPr>
           <w:p>
             <w:r/>
@@ -2481,9 +2534,13 @@
         </w:tc>
       </w:tr>
       <w:tr>
+        <w:trPr>
+          <w:cantSplit/>
+        </w:trPr>
         <w:tc>
           <w:tcPr>
             <w:tcW w:type="dxa" w:w="3489"/>
+            <w:vAlign w:val="center"/>
           </w:tcPr>
           <w:p>
             <w:r/>
@@ -2498,6 +2555,7 @@
         <w:tc>
           <w:tcPr>
             <w:tcW w:type="dxa" w:w="3489"/>
+            <w:vAlign w:val="center"/>
           </w:tcPr>
           <w:p>
             <w:r/>
@@ -2512,6 +2570,7 @@
         <w:tc>
           <w:tcPr>
             <w:tcW w:type="dxa" w:w="3489"/>
+            <w:vAlign w:val="center"/>
           </w:tcPr>
           <w:p>
             <w:r/>
@@ -2525,9 +2584,13 @@
         </w:tc>
       </w:tr>
       <w:tr>
+        <w:trPr>
+          <w:cantSplit/>
+        </w:trPr>
         <w:tc>
           <w:tcPr>
             <w:tcW w:type="dxa" w:w="3489"/>
+            <w:vAlign w:val="center"/>
           </w:tcPr>
           <w:p>
             <w:r/>
@@ -2542,6 +2605,7 @@
         <w:tc>
           <w:tcPr>
             <w:tcW w:type="dxa" w:w="3489"/>
+            <w:vAlign w:val="center"/>
           </w:tcPr>
           <w:p>
             <w:r/>
@@ -2556,6 +2620,7 @@
         <w:tc>
           <w:tcPr>
             <w:tcW w:type="dxa" w:w="3489"/>
+            <w:vAlign w:val="center"/>
           </w:tcPr>
           <w:p>
             <w:r/>
@@ -2569,9 +2634,13 @@
         </w:tc>
       </w:tr>
       <w:tr>
+        <w:trPr>
+          <w:cantSplit/>
+        </w:trPr>
         <w:tc>
           <w:tcPr>
             <w:tcW w:type="dxa" w:w="3489"/>
+            <w:vAlign w:val="center"/>
           </w:tcPr>
           <w:p>
             <w:r/>
@@ -2586,6 +2655,7 @@
         <w:tc>
           <w:tcPr>
             <w:tcW w:type="dxa" w:w="3489"/>
+            <w:vAlign w:val="center"/>
           </w:tcPr>
           <w:p>
             <w:r/>
@@ -2600,6 +2670,7 @@
         <w:tc>
           <w:tcPr>
             <w:tcW w:type="dxa" w:w="3489"/>
+            <w:vAlign w:val="center"/>
           </w:tcPr>
           <w:p>
             <w:r/>
@@ -2613,9 +2684,13 @@
         </w:tc>
       </w:tr>
       <w:tr>
+        <w:trPr>
+          <w:cantSplit/>
+        </w:trPr>
         <w:tc>
           <w:tcPr>
             <w:tcW w:type="dxa" w:w="3489"/>
+            <w:vAlign w:val="center"/>
           </w:tcPr>
           <w:p>
             <w:r/>
@@ -2630,6 +2705,7 @@
         <w:tc>
           <w:tcPr>
             <w:tcW w:type="dxa" w:w="3489"/>
+            <w:vAlign w:val="center"/>
           </w:tcPr>
           <w:p>
             <w:r/>
@@ -2644,6 +2720,7 @@
         <w:tc>
           <w:tcPr>
             <w:tcW w:type="dxa" w:w="3489"/>
+            <w:vAlign w:val="center"/>
           </w:tcPr>
           <w:p>
             <w:r/>
@@ -2729,11 +2806,12 @@
     <w:tbl>
       <w:tblPr>
         <w:tblStyle w:val="aa"/>
-        <w:tblW w:w="15398" w:type="dxa"/>
+        <w:tblW w:w="5000" w:type="pct"/>
         <w:tblBorders>
           <w:bottom w:val="single" w:sz="18" w:space="0" w:color="auto"/>
         </w:tblBorders>
         <w:tblLook w:val="04A0" w:firstRow="1" w:lastRow="0" w:firstColumn="1" w:lastColumn="0" w:noHBand="0" w:noVBand="1"/>
+        <w:tblLayout w:type="autofit"/>
       </w:tblPr>
       <w:tblGrid>
         <w:gridCol w:w="15398"/>
@@ -2741,6 +2819,7 @@
       <w:tr>
         <w:trPr>
           <w:trHeight w:val="709" w:hRule="atLeast"/>
+          <w:cantSplit/>
         </w:trPr>
         <w:tc>
           <w:tcPr>
@@ -2750,6 +2829,7 @@
               <w:left w:val="nil"/>
               <w:right w:val="nil"/>
             </w:tcBorders>
+            <w:vAlign w:val="center"/>
           </w:tcPr>
           <w:p>
             <w:pPr>
@@ -2832,8 +2912,9 @@
     <w:tbl>
       <w:tblPr>
         <w:tblStyle w:val="aa"/>
-        <w:tblW w:type="auto" w:w="0"/>
+        <w:tblW w:type="pct" w:w="5000"/>
         <w:tblLook w:firstColumn="1" w:firstRow="1" w:lastColumn="0" w:lastRow="0" w:noHBand="0" w:noVBand="1" w:val="04A0"/>
+        <w:tblLayout w:type="autofit"/>
       </w:tblPr>
       <w:tblGrid>
         <w:gridCol w:w="3489"/>
@@ -2841,9 +2922,13 @@
         <w:gridCol w:w="3489"/>
       </w:tblGrid>
       <w:tr>
+        <w:trPr>
+          <w:cantSplit/>
+        </w:trPr>
         <w:tc>
           <w:tcPr>
             <w:tcW w:type="dxa" w:w="3489"/>
+            <w:vAlign w:val="center"/>
           </w:tcPr>
           <w:p>
             <w:r/>
@@ -2859,6 +2944,7 @@
         <w:tc>
           <w:tcPr>
             <w:tcW w:type="dxa" w:w="3489"/>
+            <w:vAlign w:val="center"/>
           </w:tcPr>
           <w:p>
             <w:r/>
@@ -2874,6 +2960,7 @@
         <w:tc>
           <w:tcPr>
             <w:tcW w:type="dxa" w:w="3489"/>
+            <w:vAlign w:val="center"/>
           </w:tcPr>
           <w:p>
             <w:r/>
@@ -2888,9 +2975,13 @@
         </w:tc>
       </w:tr>
       <w:tr>
+        <w:trPr>
+          <w:cantSplit/>
+        </w:trPr>
         <w:tc>
           <w:tcPr>
             <w:tcW w:type="dxa" w:w="3489"/>
+            <w:vAlign w:val="center"/>
           </w:tcPr>
           <w:p>
             <w:r/>
@@ -2905,6 +2996,7 @@
         <w:tc>
           <w:tcPr>
             <w:tcW w:type="dxa" w:w="3489"/>
+            <w:vAlign w:val="center"/>
           </w:tcPr>
           <w:p>
             <w:r/>
@@ -2919,6 +3011,7 @@
         <w:tc>
           <w:tcPr>
             <w:tcW w:type="dxa" w:w="3489"/>
+            <w:vAlign w:val="center"/>
           </w:tcPr>
           <w:p>
             <w:r/>
@@ -2932,9 +3025,13 @@
         </w:tc>
       </w:tr>
       <w:tr>
+        <w:trPr>
+          <w:cantSplit/>
+        </w:trPr>
         <w:tc>
           <w:tcPr>
             <w:tcW w:type="dxa" w:w="3489"/>
+            <w:vAlign w:val="center"/>
           </w:tcPr>
           <w:p>
             <w:r/>
@@ -2949,6 +3046,7 @@
         <w:tc>
           <w:tcPr>
             <w:tcW w:type="dxa" w:w="3489"/>
+            <w:vAlign w:val="center"/>
           </w:tcPr>
           <w:p>
             <w:r/>
@@ -2963,6 +3061,7 @@
         <w:tc>
           <w:tcPr>
             <w:tcW w:type="dxa" w:w="3489"/>
+            <w:vAlign w:val="center"/>
           </w:tcPr>
           <w:p>
             <w:r/>
@@ -2976,9 +3075,13 @@
         </w:tc>
       </w:tr>
       <w:tr>
+        <w:trPr>
+          <w:cantSplit/>
+        </w:trPr>
         <w:tc>
           <w:tcPr>
             <w:tcW w:type="dxa" w:w="3489"/>
+            <w:vAlign w:val="center"/>
           </w:tcPr>
           <w:p>
             <w:r/>
@@ -2993,6 +3096,7 @@
         <w:tc>
           <w:tcPr>
             <w:tcW w:type="dxa" w:w="3489"/>
+            <w:vAlign w:val="center"/>
           </w:tcPr>
           <w:p>
             <w:r/>
@@ -3007,6 +3111,7 @@
         <w:tc>
           <w:tcPr>
             <w:tcW w:type="dxa" w:w="3489"/>
+            <w:vAlign w:val="center"/>
           </w:tcPr>
           <w:p>
             <w:r/>
@@ -3020,9 +3125,13 @@
         </w:tc>
       </w:tr>
       <w:tr>
+        <w:trPr>
+          <w:cantSplit/>
+        </w:trPr>
         <w:tc>
           <w:tcPr>
             <w:tcW w:type="dxa" w:w="3489"/>
+            <w:vAlign w:val="center"/>
           </w:tcPr>
           <w:p>
             <w:r/>
@@ -3037,6 +3146,7 @@
         <w:tc>
           <w:tcPr>
             <w:tcW w:type="dxa" w:w="3489"/>
+            <w:vAlign w:val="center"/>
           </w:tcPr>
           <w:p>
             <w:r/>
@@ -3051,6 +3161,7 @@
         <w:tc>
           <w:tcPr>
             <w:tcW w:type="dxa" w:w="3489"/>
+            <w:vAlign w:val="center"/>
           </w:tcPr>
           <w:p>
             <w:r/>
@@ -3064,9 +3175,13 @@
         </w:tc>
       </w:tr>
       <w:tr>
+        <w:trPr>
+          <w:cantSplit/>
+        </w:trPr>
         <w:tc>
           <w:tcPr>
             <w:tcW w:type="dxa" w:w="3489"/>
+            <w:vAlign w:val="center"/>
           </w:tcPr>
           <w:p>
             <w:r/>
@@ -3081,6 +3196,7 @@
         <w:tc>
           <w:tcPr>
             <w:tcW w:type="dxa" w:w="3489"/>
+            <w:vAlign w:val="center"/>
           </w:tcPr>
           <w:p>
             <w:r/>
@@ -3095,6 +3211,7 @@
         <w:tc>
           <w:tcPr>
             <w:tcW w:type="dxa" w:w="3489"/>
+            <w:vAlign w:val="center"/>
           </w:tcPr>
           <w:p>
             <w:r/>
@@ -3322,11 +3439,12 @@
     <w:tbl>
       <w:tblPr>
         <w:tblStyle w:val="aa"/>
-        <w:tblW w:w="15398" w:type="dxa"/>
+        <w:tblW w:w="5000" w:type="pct"/>
         <w:tblBorders>
           <w:bottom w:val="single" w:sz="18" w:space="0" w:color="auto"/>
         </w:tblBorders>
         <w:tblLook w:val="04A0" w:firstRow="1" w:lastRow="0" w:firstColumn="1" w:lastColumn="0" w:noHBand="0" w:noVBand="1"/>
+        <w:tblLayout w:type="autofit"/>
       </w:tblPr>
       <w:tblGrid>
         <w:gridCol w:w="15398"/>
@@ -3334,6 +3452,7 @@
       <w:tr>
         <w:trPr>
           <w:trHeight w:val="777" w:hRule="atLeast"/>
+          <w:cantSplit/>
         </w:trPr>
         <w:tc>
           <w:tcPr>
@@ -3343,6 +3462,7 @@
               <w:left w:val="nil"/>
               <w:right w:val="nil"/>
             </w:tcBorders>
+            <w:vAlign w:val="center"/>
           </w:tcPr>
           <w:p>
             <w:pPr>
@@ -3435,17 +3555,22 @@
     <w:tbl>
       <w:tblPr>
         <w:tblStyle w:val="aa"/>
-        <w:tblW w:type="auto" w:w="0"/>
+        <w:tblW w:type="pct" w:w="5000"/>
         <w:tblLook w:firstColumn="1" w:firstRow="1" w:lastColumn="0" w:lastRow="0" w:noHBand="0" w:noVBand="1" w:val="04A0"/>
+        <w:tblLayout w:type="autofit"/>
       </w:tblPr>
       <w:tblGrid>
         <w:gridCol w:w="5233"/>
         <w:gridCol w:w="5233"/>
       </w:tblGrid>
       <w:tr>
+        <w:trPr>
+          <w:cantSplit/>
+        </w:trPr>
         <w:tc>
           <w:tcPr>
             <w:tcW w:type="dxa" w:w="5233"/>
+            <w:vAlign w:val="center"/>
           </w:tcPr>
           <w:p>
             <w:r/>
@@ -3461,6 +3586,7 @@
         <w:tc>
           <w:tcPr>
             <w:tcW w:type="dxa" w:w="5233"/>
+            <w:vAlign w:val="center"/>
           </w:tcPr>
           <w:p>
             <w:r/>
@@ -3475,9 +3601,13 @@
         </w:tc>
       </w:tr>
       <w:tr>
+        <w:trPr>
+          <w:cantSplit/>
+        </w:trPr>
         <w:tc>
           <w:tcPr>
             <w:tcW w:type="dxa" w:w="5233"/>
+            <w:vAlign w:val="center"/>
           </w:tcPr>
           <w:p>
             <w:r/>
@@ -3492,6 +3622,7 @@
         <w:tc>
           <w:tcPr>
             <w:tcW w:type="dxa" w:w="5233"/>
+            <w:vAlign w:val="center"/>
           </w:tcPr>
           <w:p>
             <w:r/>
@@ -3505,9 +3636,13 @@
         </w:tc>
       </w:tr>
       <w:tr>
+        <w:trPr>
+          <w:cantSplit/>
+        </w:trPr>
         <w:tc>
           <w:tcPr>
             <w:tcW w:type="dxa" w:w="5233"/>
+            <w:vAlign w:val="center"/>
           </w:tcPr>
           <w:p>
             <w:r/>
@@ -3522,6 +3657,7 @@
         <w:tc>
           <w:tcPr>
             <w:tcW w:type="dxa" w:w="5233"/>
+            <w:vAlign w:val="center"/>
           </w:tcPr>
           <w:p>
             <w:r/>
@@ -3535,9 +3671,13 @@
         </w:tc>
       </w:tr>
       <w:tr>
+        <w:trPr>
+          <w:cantSplit/>
+        </w:trPr>
         <w:tc>
           <w:tcPr>
             <w:tcW w:type="dxa" w:w="5233"/>
+            <w:vAlign w:val="center"/>
           </w:tcPr>
           <w:p>
             <w:r/>
@@ -3552,6 +3692,7 @@
         <w:tc>
           <w:tcPr>
             <w:tcW w:type="dxa" w:w="5233"/>
+            <w:vAlign w:val="center"/>
           </w:tcPr>
           <w:p>
             <w:r/>
@@ -3565,9 +3706,13 @@
         </w:tc>
       </w:tr>
       <w:tr>
+        <w:trPr>
+          <w:cantSplit/>
+        </w:trPr>
         <w:tc>
           <w:tcPr>
             <w:tcW w:type="dxa" w:w="5233"/>
+            <w:vAlign w:val="center"/>
           </w:tcPr>
           <w:p>
             <w:r/>
@@ -3582,6 +3727,7 @@
         <w:tc>
           <w:tcPr>
             <w:tcW w:type="dxa" w:w="5233"/>
+            <w:vAlign w:val="center"/>
           </w:tcPr>
           <w:p>
             <w:r/>
@@ -3595,9 +3741,13 @@
         </w:tc>
       </w:tr>
       <w:tr>
+        <w:trPr>
+          <w:cantSplit/>
+        </w:trPr>
         <w:tc>
           <w:tcPr>
             <w:tcW w:type="dxa" w:w="5233"/>
+            <w:vAlign w:val="center"/>
           </w:tcPr>
           <w:p>
             <w:r/>
@@ -3612,6 +3762,7 @@
         <w:tc>
           <w:tcPr>
             <w:tcW w:type="dxa" w:w="5233"/>
+            <w:vAlign w:val="center"/>
           </w:tcPr>
           <w:p>
             <w:r/>
@@ -3625,9 +3776,13 @@
         </w:tc>
       </w:tr>
       <w:tr>
+        <w:trPr>
+          <w:cantSplit/>
+        </w:trPr>
         <w:tc>
           <w:tcPr>
             <w:tcW w:type="dxa" w:w="5233"/>
+            <w:vAlign w:val="center"/>
           </w:tcPr>
           <w:p>
             <w:r/>
@@ -3642,6 +3797,7 @@
         <w:tc>
           <w:tcPr>
             <w:tcW w:type="dxa" w:w="5233"/>
+            <w:vAlign w:val="center"/>
           </w:tcPr>
           <w:p>
             <w:r/>
@@ -4020,16 +4176,20 @@
     <w:tbl>
       <w:tblPr>
         <w:tblStyle w:val="aa"/>
-        <w:tblW w:w="0" w:type="auto"/>
+        <w:tblW w:w="5000" w:type="pct"/>
         <w:tblBorders>
           <w:bottom w:val="single" w:sz="18" w:space="0" w:color="auto"/>
         </w:tblBorders>
         <w:tblLook w:val="04A0" w:firstRow="1" w:lastRow="0" w:firstColumn="1" w:lastColumn="0" w:noHBand="0" w:noVBand="1"/>
+        <w:tblLayout w:type="autofit"/>
       </w:tblPr>
       <w:tblGrid>
         <w:gridCol w:w="10454"/>
       </w:tblGrid>
       <w:tr>
+        <w:trPr>
+          <w:cantSplit/>
+        </w:trPr>
         <w:tc>
           <w:tcPr>
             <w:tcW w:w="10454" w:type="dxa"/>
@@ -4038,6 +4198,7 @@
               <w:left w:val="nil"/>
               <w:right w:val="nil"/>
             </w:tcBorders>
+            <w:vAlign w:val="center"/>
           </w:tcPr>
           <w:p>
             <w:pPr>
@@ -4332,7 +4493,7 @@
     </w:p>
     <w:tbl>
       <w:tblPr>
-        <w:tblW w:w="10348" w:type="dxa"/>
+        <w:tblW w:w="5000" w:type="pct"/>
         <w:tblInd w:w="-5" w:type="dxa"/>
         <w:tblBorders>
           <w:top w:val="single" w:sz="4" w:space="0" w:color="000000"/>
@@ -4341,7 +4502,7 @@
           <w:right w:val="single" w:sz="4" w:space="0" w:color="000000"/>
         </w:tblBorders>
         <w:tblLook w:val="0400" w:firstRow="0" w:lastRow="0" w:firstColumn="0" w:lastColumn="0" w:noHBand="0" w:noVBand="1"/>
-        <w:tblLayout w:type="fixed"/>
+        <w:tblLayout w:type="autofit"/>
       </w:tblPr>
       <w:tblGrid>
         <w:gridCol w:w="2361"/>
@@ -4350,6 +4511,7 @@
       <w:tr>
         <w:trPr>
           <w:trHeight w:val="256" w:hRule="atLeast"/>
+          <w:cantSplit/>
         </w:trPr>
         <w:tc>
           <w:tcPr>
@@ -4421,6 +4583,7 @@
       <w:tr>
         <w:trPr>
           <w:trHeight w:val="256" w:hRule="atLeast"/>
+          <w:cantSplit/>
         </w:trPr>
         <w:tc>
           <w:tcPr>
@@ -4461,6 +4624,7 @@
       <w:tr>
         <w:trPr>
           <w:trHeight w:val="256" w:hRule="atLeast"/>
+          <w:cantSplit/>
         </w:trPr>
         <w:tc>
           <w:tcPr>
@@ -4501,6 +4665,7 @@
       <w:tr>
         <w:trPr>
           <w:trHeight w:val="256" w:hRule="atLeast"/>
+          <w:cantSplit/>
         </w:trPr>
         <w:tc>
           <w:tcPr>
@@ -4541,6 +4706,7 @@
       <w:tr>
         <w:trPr>
           <w:trHeight w:val="256" w:hRule="atLeast"/>
+          <w:cantSplit/>
         </w:trPr>
         <w:tc>
           <w:tcPr>
@@ -4581,6 +4747,7 @@
       <w:tr>
         <w:trPr>
           <w:trHeight w:val="323" w:hRule="atLeast"/>
+          <w:cantSplit/>
         </w:trPr>
         <w:tc>
           <w:tcPr>
@@ -4646,6 +4813,7 @@
       <w:tr>
         <w:trPr>
           <w:trHeight w:val="256" w:hRule="atLeast"/>
+          <w:cantSplit/>
         </w:trPr>
         <w:tc>
           <w:tcPr>
@@ -4686,6 +4854,7 @@
       <w:tr>
         <w:trPr>
           <w:trHeight w:val="256" w:hRule="atLeast"/>
+          <w:cantSplit/>
         </w:trPr>
         <w:tc>
           <w:tcPr>
@@ -4788,7 +4957,7 @@
     </w:p>
     <w:tbl>
       <w:tblPr>
-        <w:tblW w:w="10252" w:type="dxa"/>
+        <w:tblW w:w="5000" w:type="pct"/>
         <w:tblBorders>
           <w:top w:val="single" w:sz="4" w:space="0" w:color="000000"/>
           <w:left w:val="single" w:sz="4" w:space="0" w:color="000000"/>
@@ -4797,7 +4966,7 @@
         </w:tblBorders>
         <w:tblLook w:val="0400" w:firstRow="0" w:lastRow="0" w:firstColumn="0" w:lastColumn="0" w:noHBand="0" w:noVBand="1"/>
         <w:jc w:val="center"/>
-        <w:tblLayout w:type="fixed"/>
+        <w:tblLayout w:type="autofit"/>
       </w:tblPr>
       <w:tblGrid>
         <w:gridCol w:w="1681"/>
@@ -5499,9 +5668,13 @@
         </w:tc>
       </w:tr>
       <w:tr>
+        <w:trPr>
+          <w:cantSplit/>
+        </w:trPr>
         <w:tc>
           <w:tcPr>
             <w:tcW w:type="dxa" w:w="1681"/>
+            <w:vAlign w:val="center"/>
           </w:tcPr>
           <w:p>
             <w:r>
@@ -5512,6 +5685,7 @@
         <w:tc>
           <w:tcPr>
             <w:tcW w:type="dxa" w:w="2000"/>
+            <w:vAlign w:val="center"/>
           </w:tcPr>
           <w:p>
             <w:r>
@@ -5522,6 +5696,7 @@
         <w:tc>
           <w:tcPr>
             <w:tcW w:type="dxa" w:w="5167"/>
+            <w:vAlign w:val="center"/>
           </w:tcPr>
           <w:p>
             <w:r>
@@ -5532,6 +5707,7 @@
         <w:tc>
           <w:tcPr>
             <w:tcW w:type="dxa" w:w="1404"/>
+            <w:vAlign w:val="center"/>
           </w:tcPr>
           <w:p>
             <w:r>
@@ -5541,9 +5717,13 @@
         </w:tc>
       </w:tr>
       <w:tr>
+        <w:trPr>
+          <w:cantSplit/>
+        </w:trPr>
         <w:tc>
           <w:tcPr>
             <w:tcW w:type="dxa" w:w="1681"/>
+            <w:vAlign w:val="center"/>
           </w:tcPr>
           <w:p>
             <w:r>
@@ -5554,6 +5734,7 @@
         <w:tc>
           <w:tcPr>
             <w:tcW w:type="dxa" w:w="2000"/>
+            <w:vAlign w:val="center"/>
           </w:tcPr>
           <w:p>
             <w:r>
@@ -5564,6 +5745,7 @@
         <w:tc>
           <w:tcPr>
             <w:tcW w:type="dxa" w:w="5167"/>
+            <w:vAlign w:val="center"/>
           </w:tcPr>
           <w:p>
             <w:r>
@@ -5574,6 +5756,7 @@
         <w:tc>
           <w:tcPr>
             <w:tcW w:type="dxa" w:w="1404"/>
+            <w:vAlign w:val="center"/>
           </w:tcPr>
           <w:p>
             <w:r>
@@ -5583,9 +5766,13 @@
         </w:tc>
       </w:tr>
       <w:tr>
+        <w:trPr>
+          <w:cantSplit/>
+        </w:trPr>
         <w:tc>
           <w:tcPr>
             <w:tcW w:type="dxa" w:w="1681"/>
+            <w:vAlign w:val="center"/>
           </w:tcPr>
           <w:p>
             <w:r>
@@ -5596,6 +5783,7 @@
         <w:tc>
           <w:tcPr>
             <w:tcW w:type="dxa" w:w="2000"/>
+            <w:vAlign w:val="center"/>
           </w:tcPr>
           <w:p>
             <w:r>
@@ -5606,6 +5794,7 @@
         <w:tc>
           <w:tcPr>
             <w:tcW w:type="dxa" w:w="5167"/>
+            <w:vAlign w:val="center"/>
           </w:tcPr>
           <w:p>
             <w:r>
@@ -5616,6 +5805,7 @@
         <w:tc>
           <w:tcPr>
             <w:tcW w:type="dxa" w:w="1404"/>
+            <w:vAlign w:val="center"/>
           </w:tcPr>
           <w:p>
             <w:r>
@@ -5625,9 +5815,13 @@
         </w:tc>
       </w:tr>
       <w:tr>
+        <w:trPr>
+          <w:cantSplit/>
+        </w:trPr>
         <w:tc>
           <w:tcPr>
             <w:tcW w:type="dxa" w:w="1681"/>
+            <w:vAlign w:val="center"/>
           </w:tcPr>
           <w:p>
             <w:r>
@@ -5638,6 +5832,7 @@
         <w:tc>
           <w:tcPr>
             <w:tcW w:type="dxa" w:w="2000"/>
+            <w:vAlign w:val="center"/>
           </w:tcPr>
           <w:p>
             <w:r>
@@ -5648,6 +5843,7 @@
         <w:tc>
           <w:tcPr>
             <w:tcW w:type="dxa" w:w="5167"/>
+            <w:vAlign w:val="center"/>
           </w:tcPr>
           <w:p>
             <w:r>
@@ -5658,6 +5854,7 @@
         <w:tc>
           <w:tcPr>
             <w:tcW w:type="dxa" w:w="1404"/>
+            <w:vAlign w:val="center"/>
           </w:tcPr>
           <w:p>
             <w:r>
@@ -5667,9 +5864,13 @@
         </w:tc>
       </w:tr>
       <w:tr>
+        <w:trPr>
+          <w:cantSplit/>
+        </w:trPr>
         <w:tc>
           <w:tcPr>
             <w:tcW w:type="dxa" w:w="1681"/>
+            <w:vAlign w:val="center"/>
           </w:tcPr>
           <w:p>
             <w:r>
@@ -5680,6 +5881,7 @@
         <w:tc>
           <w:tcPr>
             <w:tcW w:type="dxa" w:w="2000"/>
+            <w:vAlign w:val="center"/>
           </w:tcPr>
           <w:p>
             <w:r>
@@ -5690,6 +5892,7 @@
         <w:tc>
           <w:tcPr>
             <w:tcW w:type="dxa" w:w="5167"/>
+            <w:vAlign w:val="center"/>
           </w:tcPr>
           <w:p>
             <w:r>
@@ -5700,6 +5903,7 @@
         <w:tc>
           <w:tcPr>
             <w:tcW w:type="dxa" w:w="1404"/>
+            <w:vAlign w:val="center"/>
           </w:tcPr>
           <w:p>
             <w:r>
@@ -5709,9 +5913,13 @@
         </w:tc>
       </w:tr>
       <w:tr>
+        <w:trPr>
+          <w:cantSplit/>
+        </w:trPr>
         <w:tc>
           <w:tcPr>
             <w:tcW w:type="dxa" w:w="1681"/>
+            <w:vAlign w:val="center"/>
           </w:tcPr>
           <w:p>
             <w:r>
@@ -5722,6 +5930,7 @@
         <w:tc>
           <w:tcPr>
             <w:tcW w:type="dxa" w:w="2000"/>
+            <w:vAlign w:val="center"/>
           </w:tcPr>
           <w:p>
             <w:r>
@@ -5732,6 +5941,7 @@
         <w:tc>
           <w:tcPr>
             <w:tcW w:type="dxa" w:w="5167"/>
+            <w:vAlign w:val="center"/>
           </w:tcPr>
           <w:p>
             <w:r>
@@ -5742,6 +5952,7 @@
         <w:tc>
           <w:tcPr>
             <w:tcW w:type="dxa" w:w="1404"/>
+            <w:vAlign w:val="center"/>
           </w:tcPr>
           <w:p>
             <w:r>
@@ -5771,16 +5982,20 @@
     <w:tbl>
       <w:tblPr>
         <w:tblStyle w:val="aa"/>
-        <w:tblW w:w="0" w:type="auto"/>
+        <w:tblW w:w="5000" w:type="pct"/>
         <w:tblBorders>
           <w:bottom w:val="single" w:sz="18" w:space="0" w:color="auto"/>
         </w:tblBorders>
         <w:tblLook w:val="04A0" w:firstRow="1" w:lastRow="0" w:firstColumn="1" w:lastColumn="0" w:noHBand="0" w:noVBand="1"/>
+        <w:tblLayout w:type="autofit"/>
       </w:tblPr>
       <w:tblGrid>
         <w:gridCol w:w="10454"/>
       </w:tblGrid>
       <w:tr>
+        <w:trPr>
+          <w:cantSplit/>
+        </w:trPr>
         <w:tc>
           <w:tcPr>
             <w:tcW w:w="10454" w:type="dxa"/>
@@ -5789,6 +6004,7 @@
               <w:left w:val="nil"/>
               <w:right w:val="nil"/>
             </w:tcBorders>
+            <w:vAlign w:val="center"/>
           </w:tcPr>
           <w:p>
             <w:pPr>
@@ -5915,64 +6131,6 @@
           <w:szCs w:val="22"/>
         </w:rPr>
       </w:pPr>
-      <w:r>
-        <w:rPr>
-          <w:rFonts w:ascii="LG EI Text TTF Regular" w:eastAsia="LG EI Text TTF Regular" w:hAnsi="LG EI Text TTF Regular"/>
-          <w:noProof/>
-          <w:szCs w:val="22"/>
-        </w:rPr>
-        <w:drawing>
-          <wp:inline distT="0" distB="0" distL="0" distR="0">
-            <wp:extent cx="4663440" cy="3442038"/>
-            <wp:effectExtent l="0" t="0" r="3810" b="6350"/>
-            <wp:docPr id="1030" name="그림 1" descr="텍스트, 도표, 스크린샷, 평면도이(가) 표시된 사진  AI 생성 콘텐츠는 정확하지 않을 수 있습니다."/>
-            <wp:cNvGraphicFramePr/>
-            <a:graphic xmlns:a="http://schemas.openxmlformats.org/drawingml/2006/main">
-              <a:graphicData uri="http://schemas.openxmlformats.org/drawingml/2006/picture">
-                <pic:pic xmlns:pic="http://schemas.openxmlformats.org/drawingml/2006/picture">
-                  <pic:nvPicPr>
-                    <pic:cNvPr id="1030" name="그림 1" descr="텍스트, 도표, 스크린샷, 평면도이(가) 표시된 사진  AI 생성 콘텐츠는 정확하지 않을 수 있습니다."/>
-                    <pic:cNvPicPr>
-                      <a:picLocks noUngrp="1"/>
-                    </pic:cNvPicPr>
-                  </pic:nvPicPr>
-                  <pic:blipFill>
-                    <a:blip r:embed="rId5">
-                      <a:extLst>
-                        <a:ext uri="{28A0092B-C50C-407E-A947-70E740481C1C}">
-                          <a14:useLocalDpi xmlns:a14="http://schemas.microsoft.com/office/drawing/2010/main" val="0"/>
-                        </a:ext>
-                      </a:extLst>
-                    </a:blip>
-                    <a:stretch>
-                      <a:fillRect/>
-                    </a:stretch>
-                  </pic:blipFill>
-                  <pic:spPr>
-                    <a:xfrm>
-                      <a:off x="0" y="0"/>
-                      <a:ext cx="4663440" cy="3442038"/>
-                    </a:xfrm>
-                    <a:prstGeom prst="rect">
-                      <a:avLst/>
-                    </a:prstGeom>
-                  </pic:spPr>
-                </pic:pic>
-              </a:graphicData>
-            </a:graphic>
-          </wp:inline>
-        </w:drawing>
-      </w:r>
-    </w:p>
-    <w:p>
-      <w:pPr>
-        <w:wordWrap/>
-        <w:spacing w:after="0"/>
-        <w:rPr>
-          <w:rFonts w:ascii="LG EI Text TTF Regular" w:eastAsia="LG EI Text TTF Regular" w:hAnsi="LG EI Text TTF Regular" w:cs="Arial"/>
-          <w:szCs w:val="22"/>
-        </w:rPr>
-      </w:pPr>
     </w:p>
     <w:p>
       <w:pPr>
@@ -6077,35 +6235,135 @@
           <w:szCs w:val="22"/>
         </w:rPr>
       </w:pPr>
-      <w:r>
+    </w:p>
+    <w:p>
+      <w:pPr>
+        <w:wordWrap/>
+        <w:spacing w:after="0"/>
+        <w:rPr>
+          <w:rFonts w:ascii="LG EI Text TTF Regular" w:eastAsia="LG EI Text TTF Regular" w:hAnsi="LG EI Text TTF Regular" w:cs="Arial"/>
+          <w:szCs w:val="22"/>
+        </w:rPr>
+      </w:pPr>
+    </w:p>
+    <w:p>
+      <w:pPr>
+        <w:wordWrap/>
+        <w:spacing w:after="0"/>
+        <w:rPr>
+          <w:rFonts w:ascii="LG EI Text TTF Regular" w:eastAsia="LG EI Text TTF Regular" w:hAnsi="LG EI Text TTF Regular" w:cs="Arial"/>
+          <w:szCs w:val="22"/>
+        </w:rPr>
+      </w:pPr>
+      <w:r>
+        <w:rPr>
+          <w:rFonts w:ascii="LG EI Text TTF Regular" w:eastAsia="LG EI Text TTF Regular" w:hAnsi="LG EI Text TTF Regular" w:cs="Arial" w:hint="eastAsia"/>
+          <w:szCs w:val="22"/>
+        </w:rPr>
+        <w:t>2</w:t>
+      </w:r>
+      <w:r>
+        <w:rPr>
+          <w:rFonts w:ascii="LG EI Text TTF Regular" w:eastAsia="LG EI Text TTF Regular" w:hAnsi="LG EI Text TTF Regular" w:cs="Arial" w:hint="eastAsia"/>
+          <w:szCs w:val="22"/>
+        </w:rPr>
+        <w:t>-</w:t>
+      </w:r>
+      <w:r>
+        <w:rPr>
+          <w:rFonts w:ascii="LG EI Text TTF Regular" w:eastAsia="LG EI Text TTF Regular" w:hAnsi="LG EI Text TTF Regular" w:cs="Arial" w:hint="eastAsia"/>
+          <w:szCs w:val="22"/>
+        </w:rPr>
+        <w:t>3</w:t>
+      </w:r>
+      <w:r>
+        <w:rPr>
+          <w:rFonts w:ascii="LG EI Text TTF Regular" w:eastAsia="LG EI Text TTF Regular" w:hAnsi="LG EI Text TTF Regular" w:cs="Arial" w:hint="eastAsia"/>
+          <w:szCs w:val="22"/>
+        </w:rPr>
+        <w:t>.</w:t>
+      </w:r>
+      <w:r>
+        <w:rPr>
+          <w:rFonts w:ascii="LG EI Text TTF Regular" w:eastAsia="LG EI Text TTF Regular" w:hAnsi="LG EI Text TTF Regular" w:cs="Arial" w:hint="eastAsia"/>
+          <w:szCs w:val="22"/>
+        </w:rPr>
+        <w:t xml:space="preserve"> </w:t>
+      </w:r>
+      <w:r>
+        <w:rPr>
+          <w:rFonts w:ascii="LG EI Text TTF Regular" w:eastAsia="LG EI Text TTF Regular" w:hAnsi="LG EI Text TTF Regular" w:cs="Arial" w:hint="eastAsia"/>
+          <w:szCs w:val="22"/>
+        </w:rPr>
+        <w:t>화면 설계서</w:t>
+      </w:r>
+    </w:p>
+    <w:p>
+      <w:pPr>
+        <w:wordWrap/>
+        <w:spacing w:after="0"/>
+        <w:rPr>
+          <w:rFonts w:ascii="LG EI Text TTF Regular" w:eastAsia="LG EI Text TTF Regular" w:hAnsi="LG EI Text TTF Regular" w:cs="Arial"/>
+          <w:szCs w:val="22"/>
+        </w:rPr>
+      </w:pPr>
+    </w:p>
+    <w:p>
+      <w:pPr>
+        <w:wordWrap/>
+        <w:spacing w:after="0"/>
         <w:rPr>
           <w:rFonts w:ascii="LG EI Text TTF Regular" w:eastAsia="LG EI Text TTF Regular" w:hAnsi="LG EI Text TTF Regular"/>
-          <w:noProof/>
-          <w:szCs w:val="22"/>
-        </w:rPr>
+          <w:color w:val="808080"/>
+          <w:szCs w:val="22"/>
+        </w:rPr>
+      </w:pPr>
+      <w:r>
+        <w:rPr>
+          <w:rFonts w:ascii="LG EI Text TTF Regular" w:eastAsia="LG EI Text TTF Regular" w:hAnsi="LG EI Text TTF Regular" w:hint="eastAsia"/>
+          <w:color w:val="808080"/>
+          <w:szCs w:val="22"/>
+        </w:rPr>
+        <w:t>피그마</w:t>
+      </w:r>
+      <w:r>
+        <w:rPr>
+          <w:rFonts w:ascii="LG EI Text TTF Regular" w:eastAsia="LG EI Text TTF Regular" w:hAnsi="LG EI Text TTF Regular" w:hint="eastAsia"/>
+          <w:color w:val="808080"/>
+          <w:szCs w:val="22"/>
+        </w:rPr>
+        <w:t xml:space="preserve"> 등으로 설계된 화면 </w:t>
+      </w:r>
+      <w:r>
+        <w:rPr>
+          <w:rFonts w:ascii="LG EI Text TTF Regular" w:eastAsia="LG EI Text TTF Regular" w:hAnsi="LG EI Text TTF Regular"/>
+          <w:color w:val="808080"/>
+          <w:szCs w:val="22"/>
+        </w:rPr>
+        <w:t>캡처</w:t>
+      </w:r>
+    </w:p>
+    <w:p>
+      <w:pPr>
+        <w:jc w:val="center"/>
+      </w:pPr>
+      <w:r>
         <w:drawing>
-          <wp:inline distT="0" distB="0" distL="0" distR="0">
-            <wp:extent cx="5731510" cy="3682365"/>
-            <wp:effectExtent l="0" t="0" r="2540" b="0"/>
-            <wp:docPr id="1031" name="그림 1" descr="텍스트, 도표, 평면도, 스크린샷이(가) 표시된 사진  AI 생성 콘텐츠는 정확하지 않을 수 있습니다."/>
-            <wp:cNvGraphicFramePr/>
-            <a:graphic xmlns:a="http://schemas.openxmlformats.org/drawingml/2006/main">
+          <wp:inline xmlns:a="http://schemas.openxmlformats.org/drawingml/2006/main" xmlns:pic="http://schemas.openxmlformats.org/drawingml/2006/picture">
+            <wp:extent cx="5303520" cy="3598817"/>
+            <wp:docPr id="1042" name="Picture 1042"/>
+            <wp:cNvGraphicFramePr>
+              <a:graphicFrameLocks noChangeAspect="1"/>
+            </wp:cNvGraphicFramePr>
+            <a:graphic>
               <a:graphicData uri="http://schemas.openxmlformats.org/drawingml/2006/picture">
-                <pic:pic xmlns:pic="http://schemas.openxmlformats.org/drawingml/2006/picture">
+                <pic:pic>
                   <pic:nvPicPr>
-                    <pic:cNvPr id="1031" name="그림 1" descr="텍스트, 도표, 평면도, 스크린샷이(가) 표시된 사진  AI 생성 콘텐츠는 정확하지 않을 수 있습니다."/>
-                    <pic:cNvPicPr>
-                      <a:picLocks noUngrp="1"/>
-                    </pic:cNvPicPr>
+                    <pic:cNvPr id="0" name="screen_demo.png"/>
+                    <pic:cNvPicPr/>
                   </pic:nvPicPr>
                   <pic:blipFill>
-                    <a:blip r:embed="rId6">
-                      <a:extLst>
-                        <a:ext uri="{28A0092B-C50C-407E-A947-70E740481C1C}">
-                          <a14:useLocalDpi xmlns:a14="http://schemas.microsoft.com/office/drawing/2010/main" val="0"/>
-                        </a:ext>
-                      </a:extLst>
-                    </a:blip>
+                    <a:blip r:embed="rId23"/>
                     <a:stretch>
                       <a:fillRect/>
                     </a:stretch>
@@ -6113,11 +6371,9 @@
                   <pic:spPr>
                     <a:xfrm>
                       <a:off x="0" y="0"/>
-                      <a:ext cx="5731510" cy="3682365"/>
+                      <a:ext cx="5303520" cy="3598817"/>
                     </a:xfrm>
-                    <a:prstGeom prst="rect">
-                      <a:avLst/>
-                    </a:prstGeom>
+                    <a:prstGeom prst="rect"/>
                   </pic:spPr>
                 </pic:pic>
               </a:graphicData>
@@ -6128,169 +6384,36 @@
     </w:p>
     <w:p>
       <w:pPr>
-        <w:wordWrap/>
-        <w:spacing w:after="0"/>
-        <w:rPr>
-          <w:rFonts w:ascii="LG EI Text TTF Regular" w:eastAsia="LG EI Text TTF Regular" w:hAnsi="LG EI Text TTF Regular" w:cs="Arial"/>
-          <w:szCs w:val="22"/>
-        </w:rPr>
-      </w:pPr>
-    </w:p>
-    <w:p>
-      <w:pPr>
-        <w:wordWrap/>
-        <w:spacing w:after="0"/>
-        <w:rPr>
-          <w:rFonts w:ascii="LG EI Text TTF Regular" w:eastAsia="LG EI Text TTF Regular" w:hAnsi="LG EI Text TTF Regular" w:cs="Arial"/>
-          <w:szCs w:val="22"/>
-        </w:rPr>
-      </w:pPr>
-    </w:p>
-    <w:p>
-      <w:pPr>
-        <w:wordWrap/>
-        <w:spacing w:after="0"/>
-        <w:rPr>
-          <w:rFonts w:ascii="LG EI Text TTF Regular" w:eastAsia="LG EI Text TTF Regular" w:hAnsi="LG EI Text TTF Regular" w:cs="Arial"/>
-          <w:szCs w:val="22"/>
-        </w:rPr>
-      </w:pPr>
-      <w:r>
-        <w:rPr>
-          <w:rFonts w:ascii="LG EI Text TTF Regular" w:eastAsia="LG EI Text TTF Regular" w:hAnsi="LG EI Text TTF Regular" w:cs="Arial" w:hint="eastAsia"/>
-          <w:szCs w:val="22"/>
-        </w:rPr>
-        <w:t>2</w:t>
-      </w:r>
-      <w:r>
-        <w:rPr>
-          <w:rFonts w:ascii="LG EI Text TTF Regular" w:eastAsia="LG EI Text TTF Regular" w:hAnsi="LG EI Text TTF Regular" w:cs="Arial" w:hint="eastAsia"/>
-          <w:szCs w:val="22"/>
-        </w:rPr>
-        <w:t>-</w:t>
-      </w:r>
-      <w:r>
-        <w:rPr>
-          <w:rFonts w:ascii="LG EI Text TTF Regular" w:eastAsia="LG EI Text TTF Regular" w:hAnsi="LG EI Text TTF Regular" w:cs="Arial" w:hint="eastAsia"/>
-          <w:szCs w:val="22"/>
-        </w:rPr>
-        <w:t>3</w:t>
-      </w:r>
-      <w:r>
-        <w:rPr>
-          <w:rFonts w:ascii="LG EI Text TTF Regular" w:eastAsia="LG EI Text TTF Regular" w:hAnsi="LG EI Text TTF Regular" w:cs="Arial" w:hint="eastAsia"/>
-          <w:szCs w:val="22"/>
-        </w:rPr>
-        <w:t>.</w:t>
-      </w:r>
-      <w:r>
-        <w:rPr>
-          <w:rFonts w:ascii="LG EI Text TTF Regular" w:eastAsia="LG EI Text TTF Regular" w:hAnsi="LG EI Text TTF Regular" w:cs="Arial" w:hint="eastAsia"/>
-          <w:szCs w:val="22"/>
-        </w:rPr>
-        <w:t xml:space="preserve"> </w:t>
-      </w:r>
-      <w:r>
-        <w:rPr>
-          <w:rFonts w:ascii="LG EI Text TTF Regular" w:eastAsia="LG EI Text TTF Regular" w:hAnsi="LG EI Text TTF Regular" w:cs="Arial" w:hint="eastAsia"/>
-          <w:szCs w:val="22"/>
-        </w:rPr>
-        <w:t>화면 설계서</w:t>
-      </w:r>
-    </w:p>
-    <w:p>
-      <w:pPr>
-        <w:wordWrap/>
-        <w:spacing w:after="0"/>
-        <w:rPr>
-          <w:rFonts w:ascii="LG EI Text TTF Regular" w:eastAsia="LG EI Text TTF Regular" w:hAnsi="LG EI Text TTF Regular" w:cs="Arial"/>
-          <w:szCs w:val="22"/>
-        </w:rPr>
-      </w:pPr>
-    </w:p>
-    <w:p>
-      <w:pPr>
-        <w:wordWrap/>
-        <w:spacing w:after="0"/>
-        <w:rPr>
-          <w:rFonts w:ascii="LG EI Text TTF Regular" w:eastAsia="LG EI Text TTF Regular" w:hAnsi="LG EI Text TTF Regular"/>
-          <w:color w:val="808080"/>
-          <w:szCs w:val="22"/>
-        </w:rPr>
-      </w:pPr>
-      <w:r>
-        <w:rPr>
-          <w:rFonts w:ascii="LG EI Text TTF Regular" w:eastAsia="LG EI Text TTF Regular" w:hAnsi="LG EI Text TTF Regular" w:hint="eastAsia"/>
-          <w:color w:val="808080"/>
-          <w:szCs w:val="22"/>
-        </w:rPr>
-        <w:t>피그마</w:t>
-      </w:r>
-      <w:r>
-        <w:rPr>
-          <w:rFonts w:ascii="LG EI Text TTF Regular" w:eastAsia="LG EI Text TTF Regular" w:hAnsi="LG EI Text TTF Regular" w:hint="eastAsia"/>
-          <w:color w:val="808080"/>
-          <w:szCs w:val="22"/>
-        </w:rPr>
-        <w:t xml:space="preserve"> 등으로 설계된 화면 </w:t>
-      </w:r>
-      <w:r>
-        <w:rPr>
-          <w:rFonts w:ascii="LG EI Text TTF Regular" w:eastAsia="LG EI Text TTF Regular" w:hAnsi="LG EI Text TTF Regular"/>
-          <w:color w:val="808080"/>
-          <w:szCs w:val="22"/>
-        </w:rPr>
-        <w:t>캡처</w:t>
-      </w:r>
-    </w:p>
-    <w:p>
-      <w:pPr>
-        <w:wordWrap/>
-        <w:spacing w:after="0"/>
-        <w:rPr>
-          <w:rFonts w:ascii="LG EI Text TTF Regular" w:eastAsia="LG EI Text TTF Regular" w:hAnsi="LG EI Text TTF Regular" w:cs="Arial"/>
-          <w:szCs w:val="22"/>
-        </w:rPr>
-      </w:pPr>
-    </w:p>
-    <w:p>
-      <w:pPr>
-        <w:wordWrap/>
-        <w:spacing w:after="0"/>
-        <w:rPr>
-          <w:rFonts w:ascii="LG EI Text TTF Regular" w:eastAsia="LG EI Text TTF Regular" w:hAnsi="LG EI Text TTF Regular" w:cs="Arial"/>
-          <w:szCs w:val="22"/>
-        </w:rPr>
-      </w:pPr>
-      <w:r>
-        <w:rPr>
-          <w:rFonts w:ascii="LG EI Text TTF Regular" w:eastAsia="LG EI Text TTF Regular" w:hAnsi="LG EI Text TTF Regular"/>
-          <w:noProof/>
-          <w:szCs w:val="22"/>
-        </w:rPr>
+        <w:jc w:val="center"/>
+      </w:pPr>
+      <w:r>
+        <w:rPr>
+          <w:sz w:val="18"/>
+        </w:rPr>
+        <w:t>▲ 통합 시연(8단계) — 외부신호 선제대응 흐름</w:t>
+      </w:r>
+    </w:p>
+    <w:p>
+      <w:pPr>
+        <w:jc w:val="center"/>
+      </w:pPr>
+      <w:r>
         <w:drawing>
-          <wp:inline distT="0" distB="0" distL="0" distR="0">
-            <wp:extent cx="3990975" cy="2682170"/>
-            <wp:effectExtent l="0" t="0" r="0" b="0"/>
-            <wp:docPr id="1032" name="shape1028" descr="텍스트, 스크린샷, 멀티미디어, 소프트웨어이(가) 표시된 사진  AI 생성 콘텐츠는 정확하지 않을 수 있습니다."/>
-            <wp:cNvGraphicFramePr/>
-            <a:graphic xmlns:a="http://schemas.openxmlformats.org/drawingml/2006/main">
+          <wp:inline xmlns:a="http://schemas.openxmlformats.org/drawingml/2006/main" xmlns:pic="http://schemas.openxmlformats.org/drawingml/2006/picture">
+            <wp:extent cx="5303520" cy="3598817"/>
+            <wp:docPr id="1041" name="Picture 1041"/>
+            <wp:cNvGraphicFramePr>
+              <a:graphicFrameLocks noChangeAspect="1"/>
+            </wp:cNvGraphicFramePr>
+            <a:graphic>
               <a:graphicData uri="http://schemas.openxmlformats.org/drawingml/2006/picture">
-                <pic:pic xmlns:pic="http://schemas.openxmlformats.org/drawingml/2006/picture">
+                <pic:pic>
                   <pic:nvPicPr>
-                    <pic:cNvPr id="1032" name="shape1028" descr="텍스트, 스크린샷, 멀티미디어, 소프트웨어이(가) 표시된 사진  AI 생성 콘텐츠는 정확하지 않을 수 있습니다."/>
-                    <pic:cNvPicPr>
-                      <a:picLocks noUngrp="1"/>
-                    </pic:cNvPicPr>
+                    <pic:cNvPr id="0" name="screen_admin.png"/>
+                    <pic:cNvPicPr/>
                   </pic:nvPicPr>
                   <pic:blipFill>
-                    <a:blip r:embed="rId7">
-                      <a:extLst>
-                        <a:ext uri="{28A0092B-C50C-407E-A947-70E740481C1C}">
-                          <a14:useLocalDpi xmlns:a14="http://schemas.microsoft.com/office/drawing/2010/main" val="0"/>
-                        </a:ext>
-                      </a:extLst>
-                    </a:blip>
+                    <a:blip r:embed="rId22"/>
                     <a:stretch>
                       <a:fillRect/>
                     </a:stretch>
@@ -6298,11 +6421,9 @@
                   <pic:spPr>
                     <a:xfrm>
                       <a:off x="0" y="0"/>
-                      <a:ext cx="3990975" cy="2682170"/>
+                      <a:ext cx="5303520" cy="3598817"/>
                     </a:xfrm>
-                    <a:prstGeom prst="rect">
-                      <a:avLst/>
-                    </a:prstGeom>
+                    <a:prstGeom prst="rect"/>
                   </pic:spPr>
                 </pic:pic>
               </a:graphicData>
@@ -6313,6 +6434,27 @@
     </w:p>
     <w:p>
       <w:pPr>
+        <w:jc w:val="center"/>
+      </w:pPr>
+      <w:r>
+        <w:rPr>
+          <w:sz w:val="18"/>
+        </w:rPr>
+        <w:t>▲ 통합 관제 대시보드 — 병동별 위험도·평면도·KPI</w:t>
+      </w:r>
+    </w:p>
+    <w:p>
+      <w:pPr>
+        <w:wordWrap/>
+        <w:spacing w:after="0"/>
+        <w:rPr>
+          <w:rFonts w:ascii="LG EI Text TTF Regular" w:eastAsia="LG EI Text TTF Regular" w:hAnsi="LG EI Text TTF Regular" w:cs="Arial"/>
+          <w:szCs w:val="22"/>
+        </w:rPr>
+      </w:pPr>
+    </w:p>
+    <w:p>
+      <w:pPr>
         <w:autoSpaceDE/>
         <w:autoSpaceDN/>
         <w:widowControl/>
@@ -6333,11 +6475,12 @@
     <w:tbl>
       <w:tblPr>
         <w:tblStyle w:val="aa"/>
-        <w:tblW w:w="10454" w:type="dxa"/>
+        <w:tblW w:w="5000" w:type="pct"/>
         <w:tblBorders>
           <w:bottom w:val="single" w:sz="18" w:space="0" w:color="auto"/>
         </w:tblBorders>
         <w:tblLook w:val="04A0" w:firstRow="1" w:lastRow="0" w:firstColumn="1" w:lastColumn="0" w:noHBand="0" w:noVBand="1"/>
+        <w:tblLayout w:type="autofit"/>
       </w:tblPr>
       <w:tblGrid>
         <w:gridCol w:w="10454"/>
@@ -6345,6 +6488,7 @@
       <w:tr>
         <w:trPr>
           <w:trHeight w:val="792" w:hRule="atLeast"/>
+          <w:cantSplit/>
         </w:trPr>
         <w:tc>
           <w:tcPr>
@@ -6354,6 +6498,7 @@
               <w:left w:val="nil"/>
               <w:right w:val="nil"/>
             </w:tcBorders>
+            <w:vAlign w:val="center"/>
           </w:tcPr>
           <w:p>
             <w:pPr>
@@ -6458,57 +6603,6 @@
       <w:r>
         <w:rPr>
           <w:rFonts w:ascii="LG EI Text TTF Regular" w:eastAsia="LG EI Text TTF Regular" w:hAnsi="LG EI Text TTF Regular" w:hint="eastAsia"/>
-          <w:noProof/>
-          <w:szCs w:val="22"/>
-        </w:rPr>
-        <w:drawing>
-          <wp:inline distT="0" distB="0" distL="0" distR="0">
-            <wp:extent cx="5709285" cy="2607320"/>
-            <wp:effectExtent l="0" t="0" r="5715" b="2540"/>
-            <wp:docPr id="1033" name="shape1033" descr="텍스트, 스크린샷이(가) 표시된 사진  AI 생성 콘텐츠는 정확하지 않을 수 있습니다."/>
-            <wp:cNvGraphicFramePr>
-              <a:graphicFrameLocks xmlns:a="http://schemas.openxmlformats.org/drawingml/2006/main" noChangeAspect="1"/>
-            </wp:cNvGraphicFramePr>
-            <a:graphic xmlns:a="http://schemas.openxmlformats.org/drawingml/2006/main">
-              <a:graphicData uri="http://schemas.openxmlformats.org/drawingml/2006/picture">
-                <pic:pic xmlns:pic="http://schemas.openxmlformats.org/drawingml/2006/picture">
-                  <pic:nvPicPr>
-                    <pic:cNvPr id="1033" name="shape1033" descr="텍스트, 스크린샷이(가) 표시된 사진  AI 생성 콘텐츠는 정확하지 않을 수 있습니다."/>
-                    <pic:cNvPicPr>
-                      <a:picLocks noChangeAspect="1" noUngrp="1"/>
-                    </pic:cNvPicPr>
-                  </pic:nvPicPr>
-                  <pic:blipFill>
-                    <a:blip r:embed="rId8">
-                      <a:extLst>
-                        <a:ext uri="{28A0092B-C50C-407E-A947-70E740481C1C}">
-                          <a14:useLocalDpi xmlns:a14="http://schemas.microsoft.com/office/drawing/2010/main" val="0"/>
-                        </a:ext>
-                      </a:extLst>
-                    </a:blip>
-                    <a:srcRect/>
-                    <a:stretch>
-                      <a:fillRect/>
-                    </a:stretch>
-                  </pic:blipFill>
-                  <pic:spPr>
-                    <a:xfrm>
-                      <a:off x="0" y="0"/>
-                      <a:ext cx="5709285" cy="2607320"/>
-                    </a:xfrm>
-                    <a:prstGeom prst="rect">
-                      <a:avLst/>
-                    </a:prstGeom>
-                  </pic:spPr>
-                </pic:pic>
-              </a:graphicData>
-            </a:graphic>
-          </wp:inline>
-        </w:drawing>
-      </w:r>
-      <w:r>
-        <w:rPr>
-          <w:rFonts w:ascii="LG EI Text TTF Regular" w:eastAsia="LG EI Text TTF Regular" w:hAnsi="LG EI Text TTF Regular" w:hint="eastAsia"/>
           <w:szCs w:val="22"/>
         </w:rPr>
         <w:br w:type="page"/>
@@ -6645,7 +6739,7 @@
     <w:tbl>
       <w:tblPr>
         <w:tblOverlap w:val="never"/>
-        <w:tblW w:w="10348" w:type="dxa"/>
+        <w:tblW w:w="5000" w:type="pct"/>
         <w:tblInd w:w="-4" w:type="dxa"/>
         <w:tblBorders>
           <w:top w:val="single" w:sz="3" w:space="0" w:color="000000"/>
@@ -6655,7 +6749,7 @@
         </w:tblBorders>
         <w:tblLook w:val="04A0" w:firstRow="1" w:lastRow="0" w:firstColumn="1" w:lastColumn="0" w:noHBand="0" w:noVBand="1"/>
         <w:shd w:val="clear" w:color="000000" w:fill="FFFFFF"/>
-        <w:tblLayout w:type="fixed"/>
+        <w:tblLayout w:type="autofit"/>
         <w:tblCellMar>
           <w:top w:w="28" w:type="dxa"/>
           <w:left w:w="102" w:type="dxa"/>
@@ -6670,6 +6764,7 @@
       <w:tr>
         <w:trPr>
           <w:trHeight w:val="45" w:hRule="atLeast"/>
+          <w:cantSplit/>
         </w:trPr>
         <w:tc>
           <w:tcPr>
@@ -6765,6 +6860,7 @@
       <w:tr>
         <w:trPr>
           <w:trHeight w:val="45" w:hRule="atLeast"/>
+          <w:cantSplit/>
         </w:trPr>
         <w:tc>
           <w:tcPr>
@@ -6804,6 +6900,7 @@
       <w:tr>
         <w:trPr>
           <w:trHeight w:val="45" w:hRule="atLeast"/>
+          <w:cantSplit/>
         </w:trPr>
         <w:tc>
           <w:tcPr>
@@ -6843,6 +6940,7 @@
       <w:tr>
         <w:trPr>
           <w:trHeight w:val="45" w:hRule="atLeast"/>
+          <w:cantSplit/>
         </w:trPr>
         <w:tc>
           <w:tcPr>
@@ -6882,6 +6980,7 @@
       <w:tr>
         <w:trPr>
           <w:trHeight w:val="45" w:hRule="atLeast"/>
+          <w:cantSplit/>
         </w:trPr>
         <w:tc>
           <w:tcPr>
@@ -6921,6 +7020,7 @@
       <w:tr>
         <w:trPr>
           <w:trHeight w:val="45" w:hRule="atLeast"/>
+          <w:cantSplit/>
         </w:trPr>
         <w:tc>
           <w:tcPr>
@@ -6958,9 +7058,13 @@
         </w:tc>
       </w:tr>
       <w:tr>
+        <w:trPr>
+          <w:cantSplit/>
+        </w:trPr>
         <w:tc>
           <w:tcPr>
             <w:tcW w:type="dxa" w:w="2442"/>
+            <w:vAlign w:val="center"/>
           </w:tcPr>
           <w:p>
             <w:r>
@@ -6971,6 +7075,7 @@
         <w:tc>
           <w:tcPr>
             <w:tcW w:type="dxa" w:w="7906"/>
+            <w:vAlign w:val="center"/>
           </w:tcPr>
           <w:p>
             <w:r>
@@ -6980,9 +7085,13 @@
         </w:tc>
       </w:tr>
       <w:tr>
+        <w:trPr>
+          <w:cantSplit/>
+        </w:trPr>
         <w:tc>
           <w:tcPr>
             <w:tcW w:type="dxa" w:w="2442"/>
+            <w:vAlign w:val="center"/>
           </w:tcPr>
           <w:p>
             <w:r>
@@ -6993,6 +7102,7 @@
         <w:tc>
           <w:tcPr>
             <w:tcW w:type="dxa" w:w="7906"/>
+            <w:vAlign w:val="center"/>
           </w:tcPr>
           <w:p>
             <w:r>
@@ -7002,9 +7112,13 @@
         </w:tc>
       </w:tr>
       <w:tr>
+        <w:trPr>
+          <w:cantSplit/>
+        </w:trPr>
         <w:tc>
           <w:tcPr>
             <w:tcW w:type="dxa" w:w="2442"/>
+            <w:vAlign w:val="center"/>
           </w:tcPr>
           <w:p>
             <w:r>
@@ -7015,6 +7129,7 @@
         <w:tc>
           <w:tcPr>
             <w:tcW w:type="dxa" w:w="7906"/>
+            <w:vAlign w:val="center"/>
           </w:tcPr>
           <w:p>
             <w:r>
@@ -7024,9 +7139,13 @@
         </w:tc>
       </w:tr>
       <w:tr>
+        <w:trPr>
+          <w:cantSplit/>
+        </w:trPr>
         <w:tc>
           <w:tcPr>
             <w:tcW w:type="dxa" w:w="2442"/>
+            <w:vAlign w:val="center"/>
           </w:tcPr>
           <w:p>
             <w:r>
@@ -7037,6 +7156,7 @@
         <w:tc>
           <w:tcPr>
             <w:tcW w:type="dxa" w:w="7906"/>
+            <w:vAlign w:val="center"/>
           </w:tcPr>
           <w:p>
             <w:r>
@@ -7046,9 +7166,13 @@
         </w:tc>
       </w:tr>
       <w:tr>
+        <w:trPr>
+          <w:cantSplit/>
+        </w:trPr>
         <w:tc>
           <w:tcPr>
             <w:tcW w:type="dxa" w:w="2442"/>
+            <w:vAlign w:val="center"/>
           </w:tcPr>
           <w:p>
             <w:r>
@@ -7059,6 +7183,7 @@
         <w:tc>
           <w:tcPr>
             <w:tcW w:type="dxa" w:w="7906"/>
+            <w:vAlign w:val="center"/>
           </w:tcPr>
           <w:p>
             <w:r>
@@ -7068,9 +7193,13 @@
         </w:tc>
       </w:tr>
       <w:tr>
+        <w:trPr>
+          <w:cantSplit/>
+        </w:trPr>
         <w:tc>
           <w:tcPr>
             <w:tcW w:type="dxa" w:w="2442"/>
+            <w:vAlign w:val="center"/>
           </w:tcPr>
           <w:p>
             <w:r>
@@ -7081,6 +7210,7 @@
         <w:tc>
           <w:tcPr>
             <w:tcW w:type="dxa" w:w="7906"/>
+            <w:vAlign w:val="center"/>
           </w:tcPr>
           <w:p>
             <w:r>
@@ -7090,9 +7220,13 @@
         </w:tc>
       </w:tr>
       <w:tr>
+        <w:trPr>
+          <w:cantSplit/>
+        </w:trPr>
         <w:tc>
           <w:tcPr>
             <w:tcW w:type="dxa" w:w="2442"/>
+            <w:vAlign w:val="center"/>
           </w:tcPr>
           <w:p>
             <w:r>
@@ -7103,6 +7237,7 @@
         <w:tc>
           <w:tcPr>
             <w:tcW w:type="dxa" w:w="7906"/>
+            <w:vAlign w:val="center"/>
           </w:tcPr>
           <w:p>
             <w:r>
@@ -7112,9 +7247,13 @@
         </w:tc>
       </w:tr>
       <w:tr>
+        <w:trPr>
+          <w:cantSplit/>
+        </w:trPr>
         <w:tc>
           <w:tcPr>
             <w:tcW w:type="dxa" w:w="2442"/>
+            <w:vAlign w:val="center"/>
           </w:tcPr>
           <w:p>
             <w:r>
@@ -7125,6 +7264,7 @@
         <w:tc>
           <w:tcPr>
             <w:tcW w:type="dxa" w:w="7906"/>
+            <w:vAlign w:val="center"/>
           </w:tcPr>
           <w:p>
             <w:r>
@@ -7259,65 +7399,6 @@
     <w:p>
       <w:pPr>
         <w:wordWrap/>
-        <w:jc w:val="center"/>
-        <w:spacing w:after="0"/>
-        <w:rPr>
-          <w:rFonts w:ascii="LG EI Text TTF Regular" w:eastAsia="LG EI Text TTF Regular" w:hAnsi="LG EI Text TTF Regular" w:cs="Arial"/>
-          <w:szCs w:val="22"/>
-        </w:rPr>
-      </w:pPr>
-      <w:r>
-        <w:rPr>
-          <w:rFonts w:ascii="LG EI Text TTF Regular" w:eastAsia="LG EI Text TTF Regular" w:hAnsi="LG EI Text TTF Regular"/>
-          <w:noProof/>
-          <w:szCs w:val="22"/>
-        </w:rPr>
-        <w:drawing>
-          <wp:inline distT="0" distB="0" distL="0" distR="0">
-            <wp:extent cx="5467350" cy="4762500"/>
-            <wp:effectExtent l="0" t="0" r="0" b="0"/>
-            <wp:docPr id="1034" name="shape1026"/>
-            <wp:cNvGraphicFramePr/>
-            <a:graphic xmlns:a="http://schemas.openxmlformats.org/drawingml/2006/main">
-              <a:graphicData uri="http://schemas.openxmlformats.org/drawingml/2006/picture">
-                <pic:pic xmlns:pic="http://schemas.openxmlformats.org/drawingml/2006/picture">
-                  <pic:nvPicPr>
-                    <pic:cNvPr id="1034" name="shape1026"/>
-                    <pic:cNvPicPr>
-                      <a:picLocks noUngrp="1"/>
-                    </pic:cNvPicPr>
-                  </pic:nvPicPr>
-                  <pic:blipFill>
-                    <a:blip r:embed="rId9">
-                      <a:extLst>
-                        <a:ext uri="{28A0092B-C50C-407E-A947-70E740481C1C}">
-                          <a14:useLocalDpi xmlns:a14="http://schemas.microsoft.com/office/drawing/2010/main" val="0"/>
-                        </a:ext>
-                      </a:extLst>
-                    </a:blip>
-                    <a:stretch>
-                      <a:fillRect/>
-                    </a:stretch>
-                  </pic:blipFill>
-                  <pic:spPr>
-                    <a:xfrm>
-                      <a:off x="0" y="0"/>
-                      <a:ext cx="5467350" cy="4762500"/>
-                    </a:xfrm>
-                    <a:prstGeom prst="rect">
-                      <a:avLst/>
-                    </a:prstGeom>
-                  </pic:spPr>
-                </pic:pic>
-              </a:graphicData>
-            </a:graphic>
-          </wp:inline>
-        </w:drawing>
-      </w:r>
-    </w:p>
-    <w:p>
-      <w:pPr>
-        <w:wordWrap/>
         <w:spacing w:after="0"/>
         <w:rPr>
           <w:rFonts w:ascii="LG EI Text TTF Regular" w:eastAsia="LG EI Text TTF Regular" w:hAnsi="LG EI Text TTF Regular"/>
@@ -7397,6 +7478,7 @@
           <w:bottom w:w="28" w:type="dxa"/>
           <w:right w:w="102" w:type="dxa"/>
         </w:tblCellMar>
+        <w:tblLayout w:type="autofit"/>
       </w:tblPr>
       <w:tblGrid>
         <w:gridCol w:w="2665"/>
@@ -7405,6 +7487,7 @@
       <w:tr>
         <w:trPr>
           <w:trHeight w:val="333" w:hRule="atLeast"/>
+          <w:cantSplit/>
         </w:trPr>
         <w:tc>
           <w:tcPr>
@@ -7483,6 +7566,7 @@
       <w:tr>
         <w:trPr>
           <w:trHeight w:val="446" w:hRule="atLeast"/>
+          <w:cantSplit/>
         </w:trPr>
         <w:tc>
           <w:tcPr>
@@ -7532,6 +7616,7 @@
       <w:tr>
         <w:trPr>
           <w:trHeight w:val="353" w:hRule="atLeast"/>
+          <w:cantSplit/>
         </w:trPr>
         <w:tc>
           <w:tcPr>
@@ -7593,6 +7678,7 @@
       <w:tr>
         <w:trPr>
           <w:trHeight w:val="685" w:hRule="atLeast"/>
+          <w:cantSplit/>
         </w:trPr>
         <w:tc>
           <w:tcPr>
@@ -7654,6 +7740,7 @@
       <w:tr>
         <w:trPr>
           <w:trHeight w:val="333" w:hRule="atLeast"/>
+          <w:cantSplit/>
         </w:trPr>
         <w:tc>
           <w:tcPr>
@@ -7715,6 +7802,7 @@
       <w:tr>
         <w:trPr>
           <w:trHeight w:val="446" w:hRule="atLeast"/>
+          <w:cantSplit/>
         </w:trPr>
         <w:tc>
           <w:tcPr>
@@ -7764,6 +7852,7 @@
       <w:tr>
         <w:trPr>
           <w:trHeight w:val="333" w:hRule="atLeast"/>
+          <w:cantSplit/>
         </w:trPr>
         <w:tc>
           <w:tcPr>
@@ -7833,6 +7922,7 @@
       <w:tr>
         <w:trPr>
           <w:trHeight w:val="333" w:hRule="atLeast"/>
+          <w:cantSplit/>
         </w:trPr>
         <w:tc>
           <w:tcPr>
@@ -7902,6 +7992,7 @@
       <w:tr>
         <w:trPr>
           <w:trHeight w:val="446" w:hRule="atLeast"/>
+          <w:cantSplit/>
         </w:trPr>
         <w:tc>
           <w:tcPr>
@@ -7951,6 +8042,7 @@
       <w:tr>
         <w:trPr>
           <w:trHeight w:val="685" w:hRule="atLeast"/>
+          <w:cantSplit/>
         </w:trPr>
         <w:tc>
           <w:tcPr>
@@ -8012,6 +8104,7 @@
       <w:tr>
         <w:trPr>
           <w:trHeight w:val="1389" w:hRule="atLeast"/>
+          <w:cantSplit/>
         </w:trPr>
         <w:tc>
           <w:tcPr>
@@ -8099,6 +8192,7 @@
       <w:tr>
         <w:trPr>
           <w:trHeight w:val="300" w:hRule="atLeast"/>
+          <w:cantSplit/>
         </w:trPr>
         <w:tc>
           <w:tcPr>
@@ -8160,6 +8254,7 @@
       <w:tr>
         <w:trPr>
           <w:trHeight w:val="446" w:hRule="atLeast"/>
+          <w:cantSplit/>
         </w:trPr>
         <w:tc>
           <w:tcPr>
@@ -8202,6 +8297,7 @@
       <w:tr>
         <w:trPr>
           <w:trHeight w:val="333" w:hRule="atLeast"/>
+          <w:cantSplit/>
         </w:trPr>
         <w:tc>
           <w:tcPr>
@@ -8263,6 +8359,7 @@
       <w:tr>
         <w:trPr>
           <w:trHeight w:val="333" w:hRule="atLeast"/>
+          <w:cantSplit/>
         </w:trPr>
         <w:tc>
           <w:tcPr>
@@ -8324,6 +8421,7 @@
       <w:tr>
         <w:trPr>
           <w:trHeight w:val="333" w:hRule="atLeast"/>
+          <w:cantSplit/>
         </w:trPr>
         <w:tc>
           <w:tcPr>
@@ -8385,6 +8483,7 @@
       <w:tr>
         <w:trPr>
           <w:trHeight w:val="333" w:hRule="atLeast"/>
+          <w:cantSplit/>
         </w:trPr>
         <w:tc>
           <w:tcPr>
@@ -8446,6 +8545,7 @@
       <w:tr>
         <w:trPr>
           <w:trHeight w:val="446" w:hRule="atLeast"/>
+          <w:cantSplit/>
         </w:trPr>
         <w:tc>
           <w:tcPr>
@@ -8488,6 +8588,7 @@
       <w:tr>
         <w:trPr>
           <w:trHeight w:val="333" w:hRule="atLeast"/>
+          <w:cantSplit/>
         </w:trPr>
         <w:tc>
           <w:tcPr>
@@ -8549,6 +8650,7 @@
       <w:tr>
         <w:trPr>
           <w:trHeight w:val="45" w:hRule="atLeast"/>
+          <w:cantSplit/>
         </w:trPr>
         <w:tc>
           <w:tcPr>
@@ -8637,16 +8739,20 @@
       <w:tblPr>
         <w:tblStyle w:val="aa"/>
         <w:tblpPr w:leftFromText="142" w:rightFromText="142" w:vertAnchor="text" w:horzAnchor="text" w:tblpY="53"/>
-        <w:tblW w:w="10454" w:type="dxa"/>
+        <w:tblW w:w="5000" w:type="pct"/>
         <w:tblBorders>
           <w:bottom w:val="single" w:sz="18" w:space="0" w:color="auto"/>
         </w:tblBorders>
         <w:tblLook w:val="04A0" w:firstRow="1" w:lastRow="0" w:firstColumn="1" w:lastColumn="0" w:noHBand="0" w:noVBand="1"/>
+        <w:tblLayout w:type="autofit"/>
       </w:tblPr>
       <w:tblGrid>
         <w:gridCol w:w="10454"/>
       </w:tblGrid>
       <w:tr>
+        <w:trPr>
+          <w:cantSplit/>
+        </w:trPr>
         <w:tc>
           <w:tcPr>
             <w:tcW w:w="10454" w:type="dxa"/>
@@ -8655,6 +8761,7 @@
               <w:left w:val="nil"/>
               <w:right w:val="nil"/>
             </w:tcBorders>
+            <w:vAlign w:val="center"/>
           </w:tcPr>
           <w:p>
             <w:pPr>
@@ -8846,16 +8953,20 @@
       <w:tblPr>
         <w:tblStyle w:val="aa"/>
         <w:tblpPr w:leftFromText="142" w:rightFromText="142" w:vertAnchor="text" w:horzAnchor="text" w:tblpY="53"/>
-        <w:tblW w:w="10454" w:type="dxa"/>
+        <w:tblW w:w="5000" w:type="pct"/>
         <w:tblBorders>
           <w:bottom w:val="single" w:sz="18" w:space="0" w:color="auto"/>
         </w:tblBorders>
         <w:tblLook w:val="04A0" w:firstRow="1" w:lastRow="0" w:firstColumn="1" w:lastColumn="0" w:noHBand="0" w:noVBand="1"/>
+        <w:tblLayout w:type="autofit"/>
       </w:tblPr>
       <w:tblGrid>
         <w:gridCol w:w="10454"/>
       </w:tblGrid>
       <w:tr>
+        <w:trPr>
+          <w:cantSplit/>
+        </w:trPr>
         <w:tc>
           <w:tcPr>
             <w:tcW w:w="10454" w:type="dxa"/>
@@ -8864,6 +8975,7 @@
               <w:left w:val="nil"/>
               <w:right w:val="nil"/>
             </w:tcBorders>
+            <w:vAlign w:val="center"/>
           </w:tcPr>
           <w:p>
             <w:pPr>
